--- a/guardianship-petition/02_תצהיר_המבקשת.docx
+++ b/guardianship-petition/02_תצהיר_המבקשת.docx
@@ -55,7 +55,7 @@
           <w:szCs w:val="24"/>
           <w:rtl/>
         </w:rPr>
-        <w:t xml:space="preserve">אני המבקשת. אני מגישה תצהיר זה בתמיכה לבקשה לקביעתי כאפוטרופסית יחידה וקבועה לקטינים ולמתן הוראות.</w:t>
+        <w:t xml:space="preserve">אני המבקשת. אני מגישה תצהיר זה בתמיכה לבקשה הדחופה לקביעתי כאפוטרופסית יחידה וקבועה לקטינים, ולמתן סעד זמני.</w:t>
       </w:r>
     </w:p>
     <w:p>
